--- a/Documentation/Test descriptions/Version 4.1/Testvejledning for IBOS Nodelæser Version 4.1.docx
+++ b/Documentation/Test descriptions/Version 4.1/Testvejledning for IBOS Nodelæser Version 4.1.docx
@@ -313,6 +313,10 @@
     <w:p>
       <w:pPr>
         <w:pStyle w:val="Overskrift1"/>
+        <w:numPr>
+          <w:ilvl w:val="0"/>
+          <w:numId w:val="2"/>
+        </w:numPr>
         <w:rPr/>
       </w:pPr>
       <w:r>
@@ -527,471 +531,443 @@
       </w:r>
       <w:r>
         <w:rPr/>
-        <w:t xml:space="preserve">at følgende fejl og uhensigtsmæssigheder ikke er forsøgt rettet i version 4.1. </w:t>
-      </w:r>
-      <w:r>
-        <w:rPr/>
-        <w:t>Der er derfor ingen grund til at rapportere disse mangler som fejl:</w:t>
-      </w:r>
+        <w:t xml:space="preserve">at følgende fejl og uhensigtsmæssigheder ikke er forsøgt rettet i version 4.1. Der er derfor ingen grund til at rapportere disse mangler som fejl: </w:t>
+      </w:r>
+    </w:p>
+    <w:p>
+      <w:pPr>
+        <w:pStyle w:val="Prformaterettekst"/>
+        <w:bidi w:val="0"/>
+        <w:spacing w:before="0" w:after="0"/>
+        <w:jc w:val="left"/>
+        <w:rPr>
+          <w:sz w:val="18"/>
+          <w:szCs w:val="18"/>
+        </w:rPr>
+      </w:pPr>
+      <w:r>
+        <w:rPr>
+          <w:sz w:val="18"/>
+          <w:szCs w:val="18"/>
+        </w:rPr>
+      </w:r>
+    </w:p>
+    <w:p>
+      <w:pPr>
+        <w:pStyle w:val="Prformaterettekst"/>
+        <w:bidi w:val="0"/>
+        <w:spacing w:before="0" w:after="0"/>
+        <w:jc w:val="left"/>
+        <w:rPr>
+          <w:sz w:val="18"/>
+          <w:szCs w:val="18"/>
+        </w:rPr>
+      </w:pPr>
+      <w:r>
+        <w:rPr>
+          <w:sz w:val="18"/>
+          <w:szCs w:val="18"/>
+        </w:rPr>
+        <w:t>Unødigt kompliceret opdeling af komplicerede takter i dele, hvor hver del beskrives enten med lille bistemme eller intervalnotation.</w:t>
+      </w:r>
+    </w:p>
+    <w:p>
+      <w:pPr>
+        <w:pStyle w:val="Prformaterettekst"/>
+        <w:bidi w:val="0"/>
+        <w:spacing w:before="0" w:after="0"/>
+        <w:jc w:val="left"/>
+        <w:rPr>
+          <w:sz w:val="18"/>
+          <w:szCs w:val="18"/>
+        </w:rPr>
+      </w:pPr>
+      <w:r>
+        <w:rPr>
+          <w:sz w:val="18"/>
+          <w:szCs w:val="18"/>
+        </w:rPr>
+        <w:t xml:space="preserve">      </w:t>
+      </w:r>
+    </w:p>
+    <w:p>
+      <w:pPr>
+        <w:pStyle w:val="Prformaterettekst"/>
+        <w:bidi w:val="0"/>
+        <w:spacing w:before="0" w:after="0"/>
+        <w:jc w:val="left"/>
+        <w:rPr>
+          <w:sz w:val="18"/>
+          <w:szCs w:val="18"/>
+        </w:rPr>
+      </w:pPr>
+      <w:r>
+        <w:rPr>
+          <w:sz w:val="18"/>
+          <w:szCs w:val="18"/>
+        </w:rPr>
+        <w:t>Manglende generering af punktnoder af visse musikalske notifikationer, for eksempel ”piano”, ”forte” og ”crescendo”</w:t>
+      </w:r>
+    </w:p>
+    <w:p>
+      <w:pPr>
+        <w:pStyle w:val="Prformaterettekst"/>
+        <w:bidi w:val="0"/>
+        <w:spacing w:before="0" w:after="0"/>
+        <w:jc w:val="left"/>
+        <w:rPr>
+          <w:sz w:val="18"/>
+          <w:szCs w:val="18"/>
+        </w:rPr>
+      </w:pPr>
+      <w:r>
+        <w:rPr>
+          <w:sz w:val="18"/>
+          <w:szCs w:val="18"/>
+        </w:rPr>
+      </w:r>
+    </w:p>
+    <w:p>
+      <w:pPr>
+        <w:pStyle w:val="Prformaterettekst"/>
+        <w:bidi w:val="0"/>
+        <w:spacing w:before="0" w:after="0"/>
+        <w:jc w:val="left"/>
+        <w:rPr>
+          <w:sz w:val="18"/>
+          <w:szCs w:val="18"/>
+        </w:rPr>
+      </w:pPr>
+      <w:r>
+        <w:rPr>
+          <w:sz w:val="18"/>
+          <w:szCs w:val="18"/>
+        </w:rPr>
+        <w:t>Der er en god chance for at de manglende notifikationer kan nå at blive implementeret inden release af version 5.0.</w:t>
+      </w:r>
+    </w:p>
+    <w:p>
+      <w:pPr>
+        <w:pStyle w:val="Prformaterettekst"/>
+        <w:bidi w:val="0"/>
+        <w:spacing w:before="0" w:after="0"/>
+        <w:jc w:val="left"/>
+        <w:rPr>
+          <w:sz w:val="18"/>
+          <w:szCs w:val="18"/>
+        </w:rPr>
+      </w:pPr>
+      <w:r>
+        <w:rPr>
+          <w:sz w:val="18"/>
+          <w:szCs w:val="18"/>
+        </w:rPr>
+      </w:r>
+    </w:p>
+    <w:p>
+      <w:pPr>
+        <w:pStyle w:val="Prformaterettekst"/>
+        <w:bidi w:val="0"/>
+        <w:spacing w:before="0" w:after="0"/>
+        <w:jc w:val="left"/>
+        <w:rPr/>
+      </w:pPr>
+      <w:r>
+        <w:rPr/>
+      </w:r>
+    </w:p>
+    <w:p>
+      <w:pPr>
+        <w:pStyle w:val="Prformaterettekst"/>
+        <w:bidi w:val="0"/>
+        <w:spacing w:before="0" w:after="0"/>
+        <w:jc w:val="left"/>
+        <w:rPr/>
+      </w:pPr>
+      <w:r>
+        <w:rPr/>
+      </w:r>
+    </w:p>
+    <w:p>
+      <w:pPr>
+        <w:pStyle w:val="Prformaterettekst"/>
+        <w:bidi w:val="0"/>
+        <w:spacing w:before="0" w:after="0"/>
+        <w:jc w:val="left"/>
+        <w:rPr/>
+      </w:pPr>
+      <w:r>
+        <w:rPr/>
+      </w:r>
+      <w:r>
+        <w:br w:type="page"/>
+      </w:r>
+    </w:p>
+    <w:p>
+      <w:pPr>
+        <w:pStyle w:val="Prformaterettekst"/>
+        <w:bidi w:val="0"/>
+        <w:spacing w:before="0" w:after="0"/>
+        <w:jc w:val="left"/>
+        <w:rPr/>
+      </w:pPr>
+      <w:r>
+        <w:rPr/>
+      </w:r>
+    </w:p>
+    <w:p>
+      <w:pPr>
+        <w:pStyle w:val="Prformaterettekst"/>
+        <w:bidi w:val="0"/>
+        <w:spacing w:before="0" w:after="0"/>
+        <w:jc w:val="left"/>
+        <w:rPr/>
+      </w:pPr>
+      <w:r>
+        <w:rPr/>
+      </w:r>
+    </w:p>
+    <w:p>
+      <w:pPr>
+        <w:pStyle w:val="Overskrift1"/>
+        <w:numPr>
+          <w:ilvl w:val="0"/>
+          <w:numId w:val="2"/>
+        </w:numPr>
+        <w:rPr/>
+      </w:pPr>
+      <w:r>
+        <w:rPr/>
+        <w:t>Forslag til punkt 2: ”Fejlrettelser af andre fejl forsøgt siden version 4.0.”</w:t>
+      </w:r>
+    </w:p>
+    <w:p>
+      <w:pPr>
+        <w:pStyle w:val="Prformaterettekst"/>
+        <w:bidi w:val="0"/>
+        <w:spacing w:before="0" w:after="0"/>
+        <w:jc w:val="left"/>
+        <w:rPr/>
+      </w:pPr>
+      <w:r>
+        <w:rPr/>
+      </w:r>
+    </w:p>
+    <w:p>
+      <w:pPr>
+        <w:pStyle w:val="Prformaterettekst"/>
+        <w:bidi w:val="0"/>
+        <w:spacing w:before="0" w:after="0"/>
+        <w:jc w:val="left"/>
+        <w:rPr/>
+      </w:pPr>
+      <w:r>
+        <w:rPr/>
+        <w:t>Vises den valgte punktrepræsentation nu i detalje-visningen ?</w:t>
+      </w:r>
+    </w:p>
+    <w:p>
+      <w:pPr>
+        <w:pStyle w:val="Prformaterettekst"/>
+        <w:bidi w:val="0"/>
+        <w:spacing w:before="0" w:after="0"/>
+        <w:jc w:val="left"/>
+        <w:rPr/>
+      </w:pPr>
+      <w:r>
+        <w:rPr/>
+      </w:r>
+    </w:p>
+    <w:p>
+      <w:pPr>
+        <w:pStyle w:val="Overskrift1"/>
+        <w:numPr>
+          <w:ilvl w:val="0"/>
+          <w:numId w:val="2"/>
+        </w:numPr>
+        <w:rPr/>
+      </w:pPr>
+      <w:r>
+        <w:rPr/>
+      </w:r>
+    </w:p>
+    <w:p>
+      <w:pPr>
+        <w:pStyle w:val="Overskrift1"/>
+        <w:numPr>
+          <w:ilvl w:val="0"/>
+          <w:numId w:val="2"/>
+        </w:numPr>
+        <w:rPr/>
+      </w:pPr>
+      <w:r>
+        <w:rPr/>
+        <w:t>Forslag til punkt 3: ”Ny funktionalitet for fortolkning  af punktnoder i IBOS Punktnodelæser”</w:t>
+      </w:r>
+    </w:p>
+    <w:p>
+      <w:pPr>
+        <w:pStyle w:val="Prformaterettekst"/>
+        <w:bidi w:val="0"/>
+        <w:spacing w:before="0" w:after="0"/>
+        <w:jc w:val="left"/>
+        <w:rPr/>
+      </w:pPr>
+      <w:r>
+        <w:rPr/>
+      </w:r>
+    </w:p>
+    <w:p>
+      <w:pPr>
+        <w:pStyle w:val="Prformaterettekst"/>
+        <w:bidi w:val="0"/>
+        <w:spacing w:before="0" w:after="0"/>
+        <w:jc w:val="left"/>
+        <w:rPr/>
+      </w:pPr>
+      <w:r>
+        <w:rPr/>
+        <w:t>IBOS Punktnodelæser er et helt nyt program, som distribueres under menupunktet ”Værktøjer” i IBOS Nodelæser. IBOS Punktnodelæsers brugergrænseflade er opbygget efter præcis de samme principper som  ”IBOS Nodelæser”, nemlig :</w:t>
+      </w:r>
+    </w:p>
+    <w:p>
+      <w:pPr>
+        <w:pStyle w:val="Prformaterettekst"/>
+        <w:bidi w:val="0"/>
+        <w:spacing w:before="0" w:after="0"/>
+        <w:jc w:val="left"/>
+        <w:rPr/>
+      </w:pPr>
+      <w:r>
+        <w:rPr/>
+      </w:r>
+    </w:p>
+    <w:p>
+      <w:pPr>
+        <w:pStyle w:val="Prformaterettekst"/>
+        <w:bidi w:val="0"/>
+        <w:spacing w:before="0" w:after="0"/>
+        <w:jc w:val="left"/>
+        <w:rPr/>
+      </w:pPr>
+      <w:r>
+        <w:rPr/>
+        <w:t xml:space="preserve">    • </w:t>
+      </w:r>
+      <w:r>
+        <w:rPr/>
+        <w:t>En menulinje til betjening</w:t>
+      </w:r>
+    </w:p>
+    <w:p>
+      <w:pPr>
+        <w:pStyle w:val="Prformaterettekst"/>
+        <w:bidi w:val="0"/>
+        <w:spacing w:before="0" w:after="0"/>
+        <w:jc w:val="left"/>
+        <w:rPr/>
+      </w:pPr>
+      <w:r>
+        <w:rPr/>
+        <w:t xml:space="preserve">    • </w:t>
+      </w:r>
+      <w:r>
+        <w:rPr/>
+        <w:t xml:space="preserve">En listbox til visning </w:t>
+      </w:r>
+    </w:p>
+    <w:p>
+      <w:pPr>
+        <w:pStyle w:val="Prformaterettekst"/>
+        <w:bidi w:val="0"/>
+        <w:spacing w:before="0" w:after="0"/>
+        <w:jc w:val="left"/>
+        <w:rPr/>
+      </w:pPr>
+      <w:r>
+        <w:rPr/>
+        <w:t xml:space="preserve">    • </w:t>
+      </w:r>
+      <w:r>
+        <w:rPr/>
+        <w:t xml:space="preserve">Et filtertræ til kontrol af visningen i listboxen </w:t>
+      </w:r>
+    </w:p>
+    <w:p>
+      <w:pPr>
+        <w:pStyle w:val="Prformaterettekst"/>
+        <w:bidi w:val="0"/>
+        <w:spacing w:before="0" w:after="0"/>
+        <w:jc w:val="left"/>
+        <w:rPr/>
+      </w:pPr>
+      <w:r>
+        <w:rPr/>
+      </w:r>
+    </w:p>
+    <w:p>
+      <w:pPr>
+        <w:pStyle w:val="Prformaterettekst"/>
+        <w:bidi w:val="0"/>
+        <w:spacing w:before="0" w:after="0"/>
+        <w:jc w:val="left"/>
+        <w:rPr/>
+      </w:pPr>
+      <w:r>
+        <w:rPr/>
+        <w:t>Menulinien indeholder dog hér kun et enkelt punkt ”Filer”.</w:t>
+      </w:r>
+    </w:p>
+    <w:p>
+      <w:pPr>
+        <w:pStyle w:val="Prformaterettekst"/>
+        <w:bidi w:val="0"/>
+        <w:spacing w:before="0" w:after="0"/>
+        <w:jc w:val="left"/>
+        <w:rPr/>
+      </w:pPr>
+      <w:r>
+        <w:rPr/>
+        <w:t>Listboxen viser hér fortolkede  punktnode-symboler.</w:t>
+      </w:r>
+    </w:p>
+    <w:p>
+      <w:pPr>
+        <w:pStyle w:val="Prformaterettekst"/>
+        <w:bidi w:val="0"/>
+        <w:spacing w:before="0" w:after="0"/>
+        <w:jc w:val="left"/>
+        <w:rPr/>
+      </w:pPr>
+      <w:r>
+        <w:rPr/>
+        <w:t>Filtertræet indeholder kun et enkelt niveau med  checkboxe, som kontrollerer følgende:</w:t>
+      </w:r>
+    </w:p>
+    <w:p>
+      <w:pPr>
+        <w:pStyle w:val="Prformaterettekst"/>
+        <w:bidi w:val="0"/>
+        <w:spacing w:before="0" w:after="0"/>
+        <w:jc w:val="left"/>
+        <w:rPr/>
+      </w:pPr>
+      <w:r>
+        <w:rPr/>
+      </w:r>
+    </w:p>
+    <w:p>
+      <w:pPr>
+        <w:pStyle w:val="Prformaterettekst"/>
+        <w:bidi w:val="0"/>
+        <w:spacing w:before="0" w:after="0"/>
+        <w:jc w:val="left"/>
+        <w:rPr/>
+      </w:pPr>
       <w:r>
         <w:rPr/>
         <w:t xml:space="preserve"> </w:t>
       </w:r>
-    </w:p>
-    <w:p>
-      <w:pPr>
-        <w:pStyle w:val="Prformaterettekst"/>
-        <w:bidi w:val="0"/>
-        <w:spacing w:before="0" w:after="0"/>
-        <w:jc w:val="left"/>
-        <w:rPr>
-          <w:sz w:val="18"/>
-          <w:szCs w:val="18"/>
-        </w:rPr>
-      </w:pPr>
-      <w:r>
-        <w:rPr>
-          <w:sz w:val="18"/>
-          <w:szCs w:val="18"/>
-        </w:rPr>
-      </w:r>
-    </w:p>
-    <w:p>
-      <w:pPr>
-        <w:pStyle w:val="Prformaterettekst"/>
-        <w:bidi w:val="0"/>
-        <w:spacing w:before="0" w:after="0"/>
-        <w:jc w:val="left"/>
-        <w:rPr>
-          <w:sz w:val="18"/>
-          <w:szCs w:val="18"/>
-        </w:rPr>
-      </w:pPr>
-      <w:r>
-        <w:rPr>
-          <w:sz w:val="18"/>
-          <w:szCs w:val="18"/>
-        </w:rPr>
-        <w:t>Unødigt kompliceret opdeling af komplicerede takter i dele, hvor hver del beskrives enten med lille bistemme eller intervalnotation.</w:t>
-      </w:r>
-    </w:p>
-    <w:p>
-      <w:pPr>
-        <w:pStyle w:val="Prformaterettekst"/>
-        <w:bidi w:val="0"/>
-        <w:spacing w:before="0" w:after="0"/>
-        <w:jc w:val="left"/>
-        <w:rPr>
-          <w:sz w:val="18"/>
-          <w:szCs w:val="18"/>
-        </w:rPr>
-      </w:pPr>
-      <w:r>
-        <w:rPr>
-          <w:sz w:val="18"/>
-          <w:szCs w:val="18"/>
-        </w:rPr>
-        <w:t xml:space="preserve">      </w:t>
-      </w:r>
-    </w:p>
-    <w:p>
-      <w:pPr>
-        <w:pStyle w:val="Prformaterettekst"/>
-        <w:bidi w:val="0"/>
-        <w:spacing w:before="0" w:after="0"/>
-        <w:jc w:val="left"/>
-        <w:rPr>
-          <w:sz w:val="18"/>
-          <w:szCs w:val="18"/>
-        </w:rPr>
-      </w:pPr>
-      <w:r>
-        <w:rPr>
-          <w:sz w:val="18"/>
-          <w:szCs w:val="18"/>
-        </w:rPr>
-        <w:t>Manglende generering af punktnoder af visse musikalske notifikationer, for eksempel ”piano”, ”forte” og ”crescendo”</w:t>
-      </w:r>
-    </w:p>
-    <w:p>
-      <w:pPr>
-        <w:pStyle w:val="Prformaterettekst"/>
-        <w:bidi w:val="0"/>
-        <w:spacing w:before="0" w:after="0"/>
-        <w:jc w:val="left"/>
-        <w:rPr>
-          <w:sz w:val="18"/>
-          <w:szCs w:val="18"/>
-        </w:rPr>
-      </w:pPr>
-      <w:r>
-        <w:rPr>
-          <w:sz w:val="18"/>
-          <w:szCs w:val="18"/>
-        </w:rPr>
-      </w:r>
-    </w:p>
-    <w:p>
-      <w:pPr>
-        <w:pStyle w:val="Prformaterettekst"/>
-        <w:bidi w:val="0"/>
-        <w:spacing w:before="0" w:after="0"/>
-        <w:jc w:val="left"/>
-        <w:rPr>
-          <w:sz w:val="18"/>
-          <w:szCs w:val="18"/>
-        </w:rPr>
-      </w:pPr>
-      <w:r>
-        <w:rPr>
-          <w:sz w:val="18"/>
-          <w:szCs w:val="18"/>
-        </w:rPr>
-        <w:t>Der er en god chance for at de manglende notifikationer kan nå at blive implementeret inden release af version 5.0.</w:t>
-      </w:r>
-    </w:p>
-    <w:p>
-      <w:pPr>
-        <w:pStyle w:val="Prformaterettekst"/>
-        <w:bidi w:val="0"/>
-        <w:spacing w:before="0" w:after="0"/>
-        <w:jc w:val="left"/>
-        <w:rPr>
-          <w:sz w:val="18"/>
-          <w:szCs w:val="18"/>
-        </w:rPr>
-      </w:pPr>
-      <w:r>
-        <w:rPr>
-          <w:sz w:val="18"/>
-          <w:szCs w:val="18"/>
-        </w:rPr>
-      </w:r>
-    </w:p>
-    <w:p>
-      <w:pPr>
-        <w:pStyle w:val="Prformaterettekst"/>
-        <w:bidi w:val="0"/>
-        <w:spacing w:before="0" w:after="0"/>
-        <w:jc w:val="left"/>
-        <w:rPr/>
-      </w:pPr>
-      <w:r>
-        <w:rPr/>
-      </w:r>
-    </w:p>
-    <w:p>
-      <w:pPr>
-        <w:pStyle w:val="Prformaterettekst"/>
-        <w:bidi w:val="0"/>
-        <w:spacing w:before="0" w:after="0"/>
-        <w:jc w:val="left"/>
-        <w:rPr/>
-      </w:pPr>
-      <w:r>
-        <w:rPr/>
-      </w:r>
-    </w:p>
-    <w:p>
-      <w:pPr>
-        <w:pStyle w:val="Prformaterettekst"/>
-        <w:bidi w:val="0"/>
-        <w:spacing w:before="0" w:after="0"/>
-        <w:jc w:val="left"/>
-        <w:rPr/>
-      </w:pPr>
-      <w:r>
-        <w:rPr/>
-      </w:r>
-      <w:r>
-        <w:br w:type="page"/>
-      </w:r>
-    </w:p>
-    <w:p>
-      <w:pPr>
-        <w:pStyle w:val="Prformaterettekst"/>
-        <w:bidi w:val="0"/>
-        <w:spacing w:before="0" w:after="0"/>
-        <w:jc w:val="left"/>
-        <w:rPr/>
-      </w:pPr>
-      <w:r>
-        <w:rPr/>
-      </w:r>
-    </w:p>
-    <w:p>
-      <w:pPr>
-        <w:pStyle w:val="Prformaterettekst"/>
-        <w:bidi w:val="0"/>
-        <w:spacing w:before="0" w:after="0"/>
-        <w:jc w:val="left"/>
-        <w:rPr/>
-      </w:pPr>
-      <w:r>
-        <w:rPr/>
-      </w:r>
-    </w:p>
-    <w:p>
-      <w:pPr>
-        <w:pStyle w:val="Overskrift1"/>
-        <w:rPr/>
-      </w:pPr>
-      <w:r>
-        <w:rPr/>
-        <w:t>Forslag til punkt 2: ”Fejlrettelser af andre fejl forsøgt siden version 4.0.”</w:t>
-      </w:r>
-    </w:p>
-    <w:p>
-      <w:pPr>
-        <w:pStyle w:val="Prformaterettekst"/>
-        <w:bidi w:val="0"/>
-        <w:spacing w:before="0" w:after="0"/>
-        <w:jc w:val="left"/>
-        <w:rPr/>
-      </w:pPr>
-      <w:r>
-        <w:rPr/>
-      </w:r>
-    </w:p>
-    <w:p>
-      <w:pPr>
-        <w:pStyle w:val="Prformaterettekst"/>
-        <w:bidi w:val="0"/>
-        <w:spacing w:before="0" w:after="0"/>
-        <w:jc w:val="left"/>
-        <w:rPr/>
-      </w:pPr>
-      <w:r>
-        <w:rPr/>
-        <w:t>Vises den valgte punktrepræsentation nu i detalje-visningen ?</w:t>
-      </w:r>
-    </w:p>
-    <w:p>
-      <w:pPr>
-        <w:pStyle w:val="Prformaterettekst"/>
-        <w:bidi w:val="0"/>
-        <w:spacing w:before="0" w:after="0"/>
-        <w:jc w:val="left"/>
-        <w:rPr/>
-      </w:pPr>
-      <w:r>
-        <w:rPr/>
-      </w:r>
-    </w:p>
-    <w:p>
-      <w:pPr>
-        <w:pStyle w:val="Overskrift1"/>
-        <w:rPr/>
-      </w:pPr>
-      <w:r>
-        <w:rPr/>
-      </w:r>
-    </w:p>
-    <w:p>
-      <w:pPr>
-        <w:pStyle w:val="Overskrift1"/>
-        <w:rPr/>
-      </w:pPr>
-      <w:r>
-        <w:rPr/>
-        <w:t>Forslag til punkt 3: ”Ny funktionalitet for fortolkning  af punktnoder i IBOS Punktnodelæser”</w:t>
-      </w:r>
-    </w:p>
-    <w:p>
-      <w:pPr>
-        <w:pStyle w:val="Prformaterettekst"/>
-        <w:bidi w:val="0"/>
-        <w:spacing w:before="0" w:after="0"/>
-        <w:jc w:val="left"/>
-        <w:rPr/>
-      </w:pPr>
-      <w:r>
-        <w:rPr/>
-      </w:r>
-    </w:p>
-    <w:p>
-      <w:pPr>
-        <w:pStyle w:val="Prformaterettekst"/>
-        <w:bidi w:val="0"/>
-        <w:spacing w:before="0" w:after="0"/>
-        <w:jc w:val="left"/>
-        <w:rPr/>
-      </w:pPr>
-      <w:r>
-        <w:rPr/>
-        <w:t>IBOS Punktnodelæser er et helt nyt program, som distribueres under menupunktet ”</w:t>
-      </w:r>
-      <w:r>
-        <w:rPr/>
-        <w:t>V</w:t>
-      </w:r>
-      <w:r>
-        <w:rPr/>
-        <w:t xml:space="preserve">ærktøjer” i IBOS Nodelæser. IBOS Punktnodelæsers brugergrænseflade er opbygget efter præcis de samme principper som </w:t>
-      </w:r>
-      <w:r>
-        <w:rPr/>
-        <w:t xml:space="preserve"> </w:t>
-      </w:r>
-      <w:r>
-        <w:rPr/>
-        <w:t>”IBOS Nodelæser”, nemlig :</w:t>
-      </w:r>
-    </w:p>
-    <w:p>
-      <w:pPr>
-        <w:pStyle w:val="Prformaterettekst"/>
-        <w:bidi w:val="0"/>
-        <w:spacing w:before="0" w:after="0"/>
-        <w:jc w:val="left"/>
-        <w:rPr/>
-      </w:pPr>
-      <w:r>
-        <w:rPr/>
-      </w:r>
-    </w:p>
-    <w:p>
-      <w:pPr>
-        <w:pStyle w:val="Prformaterettekst"/>
-        <w:bidi w:val="0"/>
-        <w:spacing w:before="0" w:after="0"/>
-        <w:jc w:val="left"/>
-        <w:rPr/>
-      </w:pPr>
-      <w:r>
-        <w:rPr/>
-        <w:t xml:space="preserve">    • </w:t>
-      </w:r>
-      <w:r>
-        <w:rPr/>
-        <w:t>En menulinje til betjening</w:t>
-      </w:r>
-    </w:p>
-    <w:p>
-      <w:pPr>
-        <w:pStyle w:val="Prformaterettekst"/>
-        <w:bidi w:val="0"/>
-        <w:spacing w:before="0" w:after="0"/>
-        <w:jc w:val="left"/>
-        <w:rPr/>
-      </w:pPr>
-      <w:r>
-        <w:rPr/>
-        <w:t xml:space="preserve">    • </w:t>
-      </w:r>
-      <w:r>
-        <w:rPr/>
-        <w:t xml:space="preserve">En listbox til visning </w:t>
-      </w:r>
-    </w:p>
-    <w:p>
-      <w:pPr>
-        <w:pStyle w:val="Prformaterettekst"/>
-        <w:bidi w:val="0"/>
-        <w:spacing w:before="0" w:after="0"/>
-        <w:jc w:val="left"/>
-        <w:rPr/>
-      </w:pPr>
-      <w:r>
-        <w:rPr/>
-        <w:t xml:space="preserve">    • </w:t>
-      </w:r>
-      <w:r>
-        <w:rPr/>
-        <w:t xml:space="preserve">Et filtertræ til kontrol af visningen i listboxen </w:t>
-      </w:r>
-    </w:p>
-    <w:p>
-      <w:pPr>
-        <w:pStyle w:val="Prformaterettekst"/>
-        <w:bidi w:val="0"/>
-        <w:spacing w:before="0" w:after="0"/>
-        <w:jc w:val="left"/>
-        <w:rPr/>
-      </w:pPr>
-      <w:r>
-        <w:rPr/>
-      </w:r>
-    </w:p>
-    <w:p>
-      <w:pPr>
-        <w:pStyle w:val="Prformaterettekst"/>
-        <w:bidi w:val="0"/>
-        <w:spacing w:before="0" w:after="0"/>
-        <w:jc w:val="left"/>
-        <w:rPr/>
-      </w:pPr>
-      <w:r>
-        <w:rPr/>
-        <w:t>Menulinien indeholder dog hér kun et enkelt punkt ”Filer”.</w:t>
-      </w:r>
-    </w:p>
-    <w:p>
-      <w:pPr>
-        <w:pStyle w:val="Prformaterettekst"/>
-        <w:bidi w:val="0"/>
-        <w:spacing w:before="0" w:after="0"/>
-        <w:jc w:val="left"/>
-        <w:rPr/>
-      </w:pPr>
-      <w:r>
-        <w:rPr/>
-        <w:t xml:space="preserve">Listboxen viser </w:t>
-      </w:r>
-      <w:r>
-        <w:rPr/>
-        <w:t xml:space="preserve">hér </w:t>
-      </w:r>
-      <w:r>
-        <w:rPr/>
-        <w:t>fortolkede  punktnode-symbole</w:t>
-      </w:r>
-      <w:r>
-        <w:rPr/>
-        <w:t>r</w:t>
-      </w:r>
-      <w:r>
-        <w:rPr/>
-        <w:t>.</w:t>
-      </w:r>
-    </w:p>
-    <w:p>
-      <w:pPr>
-        <w:pStyle w:val="Prformaterettekst"/>
-        <w:bidi w:val="0"/>
-        <w:spacing w:before="0" w:after="0"/>
-        <w:jc w:val="left"/>
-        <w:rPr/>
-      </w:pPr>
-      <w:r>
-        <w:rPr/>
-        <w:t>Filtertræet indeholder kun et enkelt niveau med  checkboxe, som kontrollerer følgende:</w:t>
-      </w:r>
-    </w:p>
-    <w:p>
-      <w:pPr>
-        <w:pStyle w:val="Prformaterettekst"/>
-        <w:bidi w:val="0"/>
-        <w:spacing w:before="0" w:after="0"/>
-        <w:jc w:val="left"/>
-        <w:rPr/>
-      </w:pPr>
-      <w:r>
-        <w:rPr/>
-      </w:r>
-    </w:p>
-    <w:p>
-      <w:pPr>
-        <w:pStyle w:val="Prformaterettekst"/>
-        <w:bidi w:val="0"/>
-        <w:spacing w:before="0" w:after="0"/>
-        <w:jc w:val="left"/>
-        <w:rPr/>
-      </w:pPr>
-      <w:r>
-        <w:rPr/>
-        <w:t xml:space="preserve"> </w:t>
-      </w:r>
       <w:r>
         <w:rPr>
           <w:sz w:val="18"/>
@@ -1056,21 +1032,7 @@
           <w:sz w:val="18"/>
           <w:szCs w:val="18"/>
         </w:rPr>
-        <w:t xml:space="preserve">Rå punktnode symboler”: Oplæsning af enkeltpunkter som for eksempel ”punkt 1 2 </w:t>
-      </w:r>
-      <w:r>
-        <w:rPr>
-          <w:sz w:val="18"/>
-          <w:szCs w:val="18"/>
-        </w:rPr>
-        <w:t>6</w:t>
-      </w:r>
-      <w:r>
-        <w:rPr>
-          <w:sz w:val="18"/>
-          <w:szCs w:val="18"/>
-        </w:rPr>
-        <w:t xml:space="preserve">”.  </w:t>
+        <w:t xml:space="preserve">Rå punktnode symboler”: Oplæsning af enkeltpunkter som for eksempel ”punkt 1 2 6”.  </w:t>
       </w:r>
     </w:p>
     <w:p>
@@ -1088,6 +1050,10 @@
     <w:p>
       <w:pPr>
         <w:pStyle w:val="Overskrift2"/>
+        <w:numPr>
+          <w:ilvl w:val="1"/>
+          <w:numId w:val="2"/>
+        </w:numPr>
         <w:rPr/>
       </w:pPr>
       <w:r>
@@ -1682,11 +1648,42 @@
     <w:p>
       <w:pPr>
         <w:pStyle w:val="Overskrift1"/>
+        <w:numPr>
+          <w:ilvl w:val="0"/>
+          <w:numId w:val="2"/>
+        </w:numPr>
         <w:rPr/>
       </w:pPr>
       <w:r>
         <w:rPr/>
         <w:t>Forslag til test af punkt 4: ”Integration mellem eksport til punktnoder og fortolkning af punktnoder”</w:t>
+      </w:r>
+    </w:p>
+    <w:p>
+      <w:pPr>
+        <w:pStyle w:val="Brdtekst"/>
+        <w:rPr/>
+      </w:pPr>
+      <w:r>
+        <w:rPr/>
+      </w:r>
+    </w:p>
+    <w:p>
+      <w:pPr>
+        <w:pStyle w:val="Brdtekst"/>
+        <w:rPr/>
+      </w:pPr>
+      <w:r>
+        <w:rPr/>
+      </w:r>
+    </w:p>
+    <w:p>
+      <w:pPr>
+        <w:pStyle w:val="Brdtekst"/>
+        <w:rPr/>
+      </w:pPr>
+      <w:r>
+        <w:rPr/>
       </w:r>
     </w:p>
     <w:p>
@@ -1817,8 +1814,103 @@
       </w:pPr>
     </w:lvl>
   </w:abstractNum>
+  <w:abstractNum w:abstractNumId="2">
+    <w:lvl w:ilvl="0">
+      <w:start w:val="1"/>
+      <w:numFmt w:val="none"/>
+      <w:suff w:val="nothing"/>
+      <w:lvlText w:val=""/>
+      <w:lvlJc w:val="left"/>
+      <w:pPr>
+        <w:ind w:left="0" w:hanging="0"/>
+      </w:pPr>
+    </w:lvl>
+    <w:lvl w:ilvl="1">
+      <w:start w:val="1"/>
+      <w:numFmt w:val="none"/>
+      <w:suff w:val="nothing"/>
+      <w:lvlText w:val=""/>
+      <w:lvlJc w:val="left"/>
+      <w:pPr>
+        <w:ind w:left="0" w:hanging="0"/>
+      </w:pPr>
+    </w:lvl>
+    <w:lvl w:ilvl="2">
+      <w:start w:val="1"/>
+      <w:numFmt w:val="none"/>
+      <w:suff w:val="nothing"/>
+      <w:lvlText w:val=""/>
+      <w:lvlJc w:val="left"/>
+      <w:pPr>
+        <w:ind w:left="0" w:hanging="0"/>
+      </w:pPr>
+    </w:lvl>
+    <w:lvl w:ilvl="3">
+      <w:start w:val="1"/>
+      <w:numFmt w:val="none"/>
+      <w:suff w:val="nothing"/>
+      <w:lvlText w:val=""/>
+      <w:lvlJc w:val="left"/>
+      <w:pPr>
+        <w:ind w:left="0" w:hanging="0"/>
+      </w:pPr>
+    </w:lvl>
+    <w:lvl w:ilvl="4">
+      <w:start w:val="1"/>
+      <w:numFmt w:val="none"/>
+      <w:suff w:val="nothing"/>
+      <w:lvlText w:val=""/>
+      <w:lvlJc w:val="left"/>
+      <w:pPr>
+        <w:ind w:left="0" w:hanging="0"/>
+      </w:pPr>
+    </w:lvl>
+    <w:lvl w:ilvl="5">
+      <w:start w:val="1"/>
+      <w:numFmt w:val="none"/>
+      <w:suff w:val="nothing"/>
+      <w:lvlText w:val=""/>
+      <w:lvlJc w:val="left"/>
+      <w:pPr>
+        <w:ind w:left="0" w:hanging="0"/>
+      </w:pPr>
+    </w:lvl>
+    <w:lvl w:ilvl="6">
+      <w:start w:val="1"/>
+      <w:numFmt w:val="none"/>
+      <w:suff w:val="nothing"/>
+      <w:lvlText w:val=""/>
+      <w:lvlJc w:val="left"/>
+      <w:pPr>
+        <w:ind w:left="0" w:hanging="0"/>
+      </w:pPr>
+    </w:lvl>
+    <w:lvl w:ilvl="7">
+      <w:start w:val="1"/>
+      <w:numFmt w:val="none"/>
+      <w:suff w:val="nothing"/>
+      <w:lvlText w:val=""/>
+      <w:lvlJc w:val="left"/>
+      <w:pPr>
+        <w:ind w:left="0" w:hanging="0"/>
+      </w:pPr>
+    </w:lvl>
+    <w:lvl w:ilvl="8">
+      <w:start w:val="1"/>
+      <w:numFmt w:val="none"/>
+      <w:suff w:val="nothing"/>
+      <w:lvlText w:val=""/>
+      <w:lvlJc w:val="left"/>
+      <w:pPr>
+        <w:ind w:left="0" w:hanging="0"/>
+      </w:pPr>
+    </w:lvl>
+  </w:abstractNum>
   <w:num w:numId="1">
     <w:abstractNumId w:val="1"/>
+  </w:num>
+  <w:num w:numId="2">
+    <w:abstractNumId w:val="2"/>
   </w:num>
 </w:numbering>
 </file>

--- a/Documentation/Test descriptions/Version 4.1/Testvejledning for IBOS Nodelæser Version 4.1.docx
+++ b/Documentation/Test descriptions/Version 4.1/Testvejledning for IBOS Nodelæser Version 4.1.docx
@@ -49,10 +49,17 @@
         <w:bidi w:val="0"/>
         <w:spacing w:before="0" w:after="0"/>
         <w:jc w:val="left"/>
-        <w:rPr/>
-      </w:pPr>
-      <w:r>
-        <w:rPr/>
+        <w:rPr>
+          <w:b/>
+          <w:b/>
+          <w:bCs/>
+        </w:rPr>
+      </w:pPr>
+      <w:r>
+        <w:rPr>
+          <w:b/>
+          <w:bCs/>
+        </w:rPr>
         <w:t>IBOS Nodelæser version 4.1 er en midlertidig testversion på vej til version 5.0</w:t>
       </w:r>
     </w:p>
@@ -99,10 +106,7 @@
         <w:bidi w:val="0"/>
         <w:spacing w:before="0" w:after="0"/>
         <w:jc w:val="left"/>
-        <w:rPr>
-          <w:sz w:val="18"/>
-          <w:szCs w:val="18"/>
-        </w:rPr>
+        <w:rPr/>
       </w:pPr>
       <w:r>
         <w:rPr>
@@ -116,19 +120,30 @@
           <w:sz w:val="18"/>
           <w:szCs w:val="18"/>
         </w:rPr>
-        <w:t>1. Fejlrettelser af fejl i eksport til punktnoder, forsøgt rettet siden version 4.0.</w:t>
-      </w:r>
-    </w:p>
-    <w:p>
-      <w:pPr>
-        <w:pStyle w:val="Prformaterettekst"/>
-        <w:bidi w:val="0"/>
-        <w:spacing w:before="0" w:after="0"/>
-        <w:jc w:val="left"/>
-        <w:rPr>
-          <w:sz w:val="18"/>
-          <w:szCs w:val="18"/>
-        </w:rPr>
+        <w:t xml:space="preserve">1. </w:t>
+      </w:r>
+      <w:r>
+        <w:rPr>
+          <w:sz w:val="18"/>
+          <w:szCs w:val="18"/>
+        </w:rPr>
+        <w:t>R</w:t>
+      </w:r>
+      <w:r>
+        <w:rPr>
+          <w:sz w:val="18"/>
+          <w:szCs w:val="18"/>
+        </w:rPr>
+        <w:t>ettelser af fejl i eksport til punktnoder siden version 4.0.</w:t>
+      </w:r>
+    </w:p>
+    <w:p>
+      <w:pPr>
+        <w:pStyle w:val="Prformaterettekst"/>
+        <w:bidi w:val="0"/>
+        <w:spacing w:before="0" w:after="0"/>
+        <w:jc w:val="left"/>
+        <w:rPr/>
       </w:pPr>
       <w:r>
         <w:rPr>
@@ -142,7 +157,21 @@
           <w:sz w:val="18"/>
           <w:szCs w:val="18"/>
         </w:rPr>
-        <w:t>2. Fejlrettelser af andre fejl forsøgt siden version 4.0.</w:t>
+        <w:t xml:space="preserve">2. </w:t>
+      </w:r>
+      <w:r>
+        <w:rPr>
+          <w:sz w:val="18"/>
+          <w:szCs w:val="18"/>
+        </w:rPr>
+        <w:t>R</w:t>
+      </w:r>
+      <w:r>
+        <w:rPr>
+          <w:sz w:val="18"/>
+          <w:szCs w:val="18"/>
+        </w:rPr>
+        <w:t>ettelser af andre fejl siden version 4.0.</w:t>
       </w:r>
     </w:p>
     <w:p>
@@ -291,10 +320,17 @@
         <w:bidi w:val="0"/>
         <w:spacing w:before="0" w:after="0"/>
         <w:jc w:val="left"/>
-        <w:rPr/>
-      </w:pPr>
-      <w:r>
-        <w:rPr/>
+        <w:rPr>
+          <w:b/>
+          <w:b/>
+          <w:bCs/>
+        </w:rPr>
+      </w:pPr>
+      <w:r>
+        <w:rPr>
+          <w:b/>
+          <w:bCs/>
+        </w:rPr>
         <w:t>I det følgende foreslås fremgangsmåder til testene 1, 2, 3 og 4.</w:t>
       </w:r>
     </w:p>
@@ -789,19 +825,6 @@
       </w:pPr>
       <w:r>
         <w:rPr/>
-      </w:r>
-    </w:p>
-    <w:p>
-      <w:pPr>
-        <w:pStyle w:val="Overskrift1"/>
-        <w:numPr>
-          <w:ilvl w:val="0"/>
-          <w:numId w:val="2"/>
-        </w:numPr>
-        <w:rPr/>
-      </w:pPr>
-      <w:r>
-        <w:rPr/>
         <w:t>Forslag til punkt 3: ”Ny funktionalitet for fortolkning  af punktnoder i IBOS Punktnodelæser”</w:t>
       </w:r>
     </w:p>
@@ -1162,6 +1185,7 @@
           <w:szCs w:val="18"/>
         </w:rPr>
       </w:pPr>
+      <w:bookmarkStart w:id="0" w:name="__DdeLink__79_2825571563"/>
       <w:r>
         <w:rPr>
           <w:sz w:val="18"/>
@@ -1254,6 +1278,7 @@
         </w:rPr>
         <w:t>4. Gennemgå fortolkningen af den indlæste punktnodefil med pil-op og pil-ned</w:t>
       </w:r>
+      <w:bookmarkEnd w:id="0"/>
     </w:p>
     <w:p>
       <w:pPr>
@@ -1296,7 +1321,15 @@
       </w:pPr>
       <w:r>
         <w:rPr/>
-        <w:t>Nedenfor vises ek kort eksempel på denne tekstform taget fra begyndelsen af nodedelen i ”Den signede dag med fryd vi ser, højre hånd”</w:t>
+        <w:t>Nedenfor vises e</w:t>
+      </w:r>
+      <w:r>
+        <w:rPr/>
+        <w:t>t</w:t>
+      </w:r>
+      <w:r>
+        <w:rPr/>
+        <w:t xml:space="preserve"> kort eksempel på denne tekstform taget fra begyndelsen af nodedelen i ”Den signede dag med fryd vi ser, højre hånd”</w:t>
       </w:r>
     </w:p>
     <w:p>
@@ -1675,11 +1708,795 @@
       </w:pPr>
       <w:r>
         <w:rPr/>
+        <w:t>Hvor testpunkt 3 tester anvendelsen af ”IB</w:t>
+      </w:r>
+      <w:r>
+        <w:rPr/>
+        <w:t>O</w:t>
+      </w:r>
+      <w:r>
+        <w:rPr/>
+        <w:t xml:space="preserve">S Punktnodelæser” på en </w:t>
+      </w:r>
+      <w:r>
+        <w:rPr>
+          <w:b/>
+          <w:bCs/>
+        </w:rPr>
+        <w:t>eksisterende</w:t>
+      </w:r>
+      <w:r>
+        <w:rPr/>
+        <w:t xml:space="preserve"> punktnodefil, </w:t>
+      </w:r>
+      <w:r>
+        <w:rPr/>
+        <w:t xml:space="preserve">( </w:t>
+      </w:r>
+      <w:r>
+        <w:rPr/>
+        <w:t>typisk fra NOTA</w:t>
+      </w:r>
+      <w:r>
+        <w:rPr/>
+        <w:t>)</w:t>
+      </w:r>
+      <w:r>
+        <w:rPr/>
+        <w:t xml:space="preserve"> tester punkt 4 brugen af ”IBOS </w:t>
+      </w:r>
+      <w:r>
+        <w:rPr/>
+        <w:t>P</w:t>
+      </w:r>
+      <w:r>
+        <w:rPr/>
+        <w:t xml:space="preserve">unktnodelæser” i forbindelse </w:t>
+      </w:r>
+      <w:r>
+        <w:rPr/>
+        <w:t xml:space="preserve">med </w:t>
+      </w:r>
+      <w:r>
+        <w:rPr>
+          <w:b/>
+          <w:bCs/>
+        </w:rPr>
+        <w:t>generering af punktnodefiler i ”IBOS Nodelæser”</w:t>
+      </w:r>
+      <w:r>
+        <w:rPr/>
+        <w:t>.</w:t>
+      </w:r>
+    </w:p>
+    <w:p>
+      <w:pPr>
+        <w:pStyle w:val="Overskrift2"/>
+        <w:rPr/>
+      </w:pPr>
+      <w:r>
+        <w:rPr/>
+        <w:t>Selve testen:</w:t>
       </w:r>
     </w:p>
     <w:p>
       <w:pPr>
         <w:pStyle w:val="Brdtekst"/>
+        <w:rPr/>
+      </w:pPr>
+      <w:r>
+        <w:rPr/>
+        <w:t xml:space="preserve">For </w:t>
+      </w:r>
+      <w:r>
+        <w:rPr/>
+        <w:t xml:space="preserve">først </w:t>
+      </w:r>
+      <w:r>
+        <w:rPr/>
+        <w:t>at generere en punktnodefil (her formateret i .pef format til NOTA’s Braillo punktprinter):</w:t>
+      </w:r>
+    </w:p>
+    <w:p>
+      <w:pPr>
+        <w:pStyle w:val="Prformaterettekst"/>
+        <w:bidi w:val="0"/>
+        <w:spacing w:before="0" w:after="0"/>
+        <w:jc w:val="left"/>
+        <w:rPr/>
+      </w:pPr>
+      <w:r>
+        <w:rPr>
+          <w:sz w:val="18"/>
+          <w:szCs w:val="18"/>
+        </w:rPr>
+        <w:t xml:space="preserve">    </w:t>
+      </w:r>
+      <w:r>
+        <w:rPr>
+          <w:sz w:val="18"/>
+          <w:szCs w:val="18"/>
+        </w:rPr>
+        <w:t xml:space="preserve">1. I ”IBOS </w:t>
+      </w:r>
+      <w:r>
+        <w:rPr>
+          <w:sz w:val="18"/>
+          <w:szCs w:val="18"/>
+        </w:rPr>
+        <w:t>N</w:t>
+      </w:r>
+      <w:r>
+        <w:rPr>
+          <w:sz w:val="18"/>
+          <w:szCs w:val="18"/>
+        </w:rPr>
+        <w:t>odelæ</w:t>
+      </w:r>
+      <w:r>
+        <w:rPr>
+          <w:sz w:val="18"/>
+          <w:szCs w:val="18"/>
+        </w:rPr>
+        <w:t>ser</w:t>
+      </w:r>
+      <w:r>
+        <w:rPr>
+          <w:sz w:val="18"/>
+          <w:szCs w:val="18"/>
+        </w:rPr>
+        <w:t xml:space="preserve">”: vælg ”Filer”,”Åbn </w:t>
+      </w:r>
+      <w:r>
+        <w:rPr>
+          <w:sz w:val="18"/>
+          <w:szCs w:val="18"/>
+        </w:rPr>
+        <w:t>MusicXml fil</w:t>
+      </w:r>
+      <w:r>
+        <w:rPr>
+          <w:sz w:val="18"/>
+          <w:szCs w:val="18"/>
+        </w:rPr>
+        <w:t>”</w:t>
+      </w:r>
+    </w:p>
+    <w:p>
+      <w:pPr>
+        <w:pStyle w:val="Prformaterettekst"/>
+        <w:bidi w:val="0"/>
+        <w:spacing w:before="0" w:after="0"/>
+        <w:jc w:val="left"/>
+        <w:rPr/>
+      </w:pPr>
+      <w:r>
+        <w:rPr>
+          <w:sz w:val="18"/>
+          <w:szCs w:val="18"/>
+        </w:rPr>
+        <w:t xml:space="preserve">    </w:t>
+      </w:r>
+      <w:r>
+        <w:rPr>
+          <w:sz w:val="18"/>
+          <w:szCs w:val="18"/>
+        </w:rPr>
+        <w:t xml:space="preserve">2. </w:t>
+      </w:r>
+      <w:r>
+        <w:rPr>
+          <w:sz w:val="18"/>
+          <w:szCs w:val="18"/>
+        </w:rPr>
+        <w:t>Vælg</w:t>
+      </w:r>
+      <w:r>
+        <w:rPr>
+          <w:sz w:val="18"/>
+          <w:szCs w:val="18"/>
+        </w:rPr>
+        <w:t xml:space="preserve"> en NOTA punktnodefil i den almindelige Windows ”Fil åben” dialog.</w:t>
+      </w:r>
+    </w:p>
+    <w:p>
+      <w:pPr>
+        <w:pStyle w:val="Prformaterettekst"/>
+        <w:bidi w:val="0"/>
+        <w:spacing w:before="0" w:after="0"/>
+        <w:jc w:val="left"/>
+        <w:rPr/>
+      </w:pPr>
+      <w:r>
+        <w:rPr>
+          <w:sz w:val="18"/>
+          <w:szCs w:val="18"/>
+        </w:rPr>
+        <w:t xml:space="preserve">    </w:t>
+      </w:r>
+      <w:r>
+        <w:rPr>
+          <w:sz w:val="18"/>
+          <w:szCs w:val="18"/>
+        </w:rPr>
+        <w:t>3. Vælg ”Åbn”</w:t>
+      </w:r>
+    </w:p>
+    <w:p>
+      <w:pPr>
+        <w:pStyle w:val="Prformaterettekst"/>
+        <w:bidi w:val="0"/>
+        <w:spacing w:before="0" w:after="0"/>
+        <w:jc w:val="left"/>
+        <w:rPr/>
+      </w:pPr>
+      <w:r>
+        <w:rPr>
+          <w:sz w:val="18"/>
+          <w:szCs w:val="18"/>
+        </w:rPr>
+        <w:t xml:space="preserve">    </w:t>
+      </w:r>
+      <w:r>
+        <w:rPr>
+          <w:sz w:val="18"/>
+          <w:szCs w:val="18"/>
+        </w:rPr>
+        <w:t>4. Vælg ”Filer” ”Exporter punktnoder til fil” ”Til højhastigheds punktprinter” ”Gem”</w:t>
+      </w:r>
+    </w:p>
+    <w:p>
+      <w:pPr>
+        <w:pStyle w:val="Prformaterettekst"/>
+        <w:bidi w:val="0"/>
+        <w:spacing w:before="0" w:after="0"/>
+        <w:jc w:val="left"/>
+        <w:rPr>
+          <w:sz w:val="18"/>
+          <w:szCs w:val="18"/>
+        </w:rPr>
+      </w:pPr>
+      <w:r>
+        <w:rPr/>
+      </w:r>
+    </w:p>
+    <w:p>
+      <w:pPr>
+        <w:pStyle w:val="Prformaterettekst"/>
+        <w:bidi w:val="0"/>
+        <w:spacing w:before="0" w:after="0"/>
+        <w:jc w:val="left"/>
+        <w:rPr>
+          <w:rFonts w:ascii="Liberation Serif" w:hAnsi="Liberation Serif"/>
+          <w:sz w:val="24"/>
+          <w:szCs w:val="24"/>
+        </w:rPr>
+      </w:pPr>
+      <w:r>
+        <w:rPr>
+          <w:rFonts w:ascii="Liberation Serif" w:hAnsi="Liberation Serif"/>
+          <w:sz w:val="24"/>
+          <w:szCs w:val="24"/>
+        </w:rPr>
+        <w:t>Som default vil ”Gem” gemme de genererede punktnodefiler i en undermappe til den mappe hvor MusicXml file</w:t>
+      </w:r>
+      <w:r>
+        <w:rPr>
+          <w:rFonts w:ascii="Liberation Serif" w:hAnsi="Liberation Serif"/>
+          <w:sz w:val="24"/>
+          <w:szCs w:val="24"/>
+        </w:rPr>
+        <w:t>n</w:t>
+      </w:r>
+      <w:r>
+        <w:rPr>
+          <w:rFonts w:ascii="Liberation Serif" w:hAnsi="Liberation Serif"/>
+          <w:sz w:val="24"/>
+          <w:szCs w:val="24"/>
+        </w:rPr>
+        <w:t xml:space="preserve"> ligger. </w:t>
+      </w:r>
+      <w:r>
+        <w:rPr>
+          <w:rFonts w:ascii="Liberation Serif" w:hAnsi="Liberation Serif"/>
+          <w:sz w:val="24"/>
+          <w:szCs w:val="24"/>
+        </w:rPr>
+        <w:t>Derefter vises en meddelelsesboks, som giver en nem mulighed for at vise de genererede punktnodefiler ”IBOS Punktnodelæser”:</w:t>
+      </w:r>
+    </w:p>
+    <w:p>
+      <w:pPr>
+        <w:pStyle w:val="Prformaterettekst"/>
+        <w:bidi w:val="0"/>
+        <w:spacing w:before="0" w:after="0"/>
+        <w:jc w:val="left"/>
+        <w:rPr>
+          <w:rFonts w:ascii="Liberation Serif" w:hAnsi="Liberation Serif"/>
+          <w:sz w:val="24"/>
+          <w:szCs w:val="24"/>
+        </w:rPr>
+      </w:pPr>
+      <w:r>
+        <w:rPr>
+          <w:rFonts w:ascii="Liberation Serif" w:hAnsi="Liberation Serif"/>
+          <w:sz w:val="24"/>
+          <w:szCs w:val="24"/>
+        </w:rPr>
+      </w:r>
+    </w:p>
+    <w:p>
+      <w:pPr>
+        <w:pStyle w:val="Prformaterettekst"/>
+        <w:bidi w:val="0"/>
+        <w:spacing w:before="0" w:after="0"/>
+        <w:jc w:val="left"/>
+        <w:rPr>
+          <w:rFonts w:ascii="Liberation Serif" w:hAnsi="Liberation Serif"/>
+          <w:sz w:val="24"/>
+          <w:szCs w:val="24"/>
+        </w:rPr>
+      </w:pPr>
+      <w:r>
+        <w:rPr>
+          <w:rFonts w:ascii="Liberation Serif" w:hAnsi="Liberation Serif"/>
+          <w:sz w:val="24"/>
+          <w:szCs w:val="24"/>
+        </w:rPr>
+        <w:t>For at åbne de genererede punktnodefiler med IBOS Punktnodelæser:</w:t>
+      </w:r>
+    </w:p>
+    <w:p>
+      <w:pPr>
+        <w:pStyle w:val="Prformaterettekst"/>
+        <w:bidi w:val="0"/>
+        <w:spacing w:before="0" w:after="0"/>
+        <w:jc w:val="left"/>
+        <w:rPr>
+          <w:sz w:val="18"/>
+          <w:szCs w:val="18"/>
+        </w:rPr>
+      </w:pPr>
+      <w:r>
+        <w:rPr/>
+      </w:r>
+    </w:p>
+    <w:p>
+      <w:pPr>
+        <w:pStyle w:val="Prformaterettekst"/>
+        <w:numPr>
+          <w:ilvl w:val="0"/>
+          <w:numId w:val="3"/>
+        </w:numPr>
+        <w:bidi w:val="0"/>
+        <w:spacing w:before="0" w:after="0"/>
+        <w:jc w:val="left"/>
+        <w:rPr>
+          <w:sz w:val="18"/>
+          <w:szCs w:val="18"/>
+        </w:rPr>
+      </w:pPr>
+      <w:r>
+        <w:rPr>
+          <w:sz w:val="18"/>
+          <w:szCs w:val="18"/>
+        </w:rPr>
+        <w:t>I den ovennævnte dialogboks: Tryk ”OK” for at åbne ”IBOS Punktnodelæser”</w:t>
+      </w:r>
+    </w:p>
+    <w:p>
+      <w:pPr>
+        <w:pStyle w:val="Prformaterettekst"/>
+        <w:numPr>
+          <w:ilvl w:val="0"/>
+          <w:numId w:val="3"/>
+        </w:numPr>
+        <w:bidi w:val="0"/>
+        <w:spacing w:before="0" w:after="0"/>
+        <w:jc w:val="left"/>
+        <w:rPr>
+          <w:sz w:val="18"/>
+          <w:szCs w:val="18"/>
+        </w:rPr>
+      </w:pPr>
+      <w:r>
+        <w:rPr>
+          <w:sz w:val="18"/>
+          <w:szCs w:val="18"/>
+        </w:rPr>
+        <w:t>I ”IBOS Punktnodelæser” tryk ”Filer” ”Åbn NOTA punktnodefil”</w:t>
+      </w:r>
+    </w:p>
+    <w:p>
+      <w:pPr>
+        <w:pStyle w:val="Prformaterettekst"/>
+        <w:numPr>
+          <w:ilvl w:val="0"/>
+          <w:numId w:val="3"/>
+        </w:numPr>
+        <w:bidi w:val="0"/>
+        <w:spacing w:before="0" w:after="0"/>
+        <w:jc w:val="left"/>
+        <w:rPr>
+          <w:sz w:val="18"/>
+          <w:szCs w:val="18"/>
+        </w:rPr>
+      </w:pPr>
+      <w:r>
+        <w:rPr>
+          <w:sz w:val="18"/>
+          <w:szCs w:val="18"/>
+        </w:rPr>
+        <w:t xml:space="preserve">Vælg </w:t>
+      </w:r>
+      <w:r>
+        <w:rPr>
+          <w:sz w:val="18"/>
+          <w:szCs w:val="18"/>
+        </w:rPr>
+        <w:t>en af de tilbudte punktnode</w:t>
+      </w:r>
+      <w:r>
+        <w:rPr>
+          <w:sz w:val="18"/>
+          <w:szCs w:val="18"/>
+        </w:rPr>
+        <w:t>fil</w:t>
+      </w:r>
+      <w:r>
+        <w:rPr>
+          <w:sz w:val="18"/>
+          <w:szCs w:val="18"/>
+        </w:rPr>
+        <w:t>er</w:t>
+      </w:r>
+      <w:r>
+        <w:rPr>
+          <w:sz w:val="18"/>
+          <w:szCs w:val="18"/>
+        </w:rPr>
+        <w:t xml:space="preserve"> i i den viste ”Fil Åben” dialogboks</w:t>
+      </w:r>
+    </w:p>
+    <w:p>
+      <w:pPr>
+        <w:pStyle w:val="Prformaterettekst"/>
+        <w:numPr>
+          <w:ilvl w:val="0"/>
+          <w:numId w:val="3"/>
+        </w:numPr>
+        <w:bidi w:val="0"/>
+        <w:spacing w:before="0" w:after="0"/>
+        <w:jc w:val="left"/>
+        <w:rPr>
+          <w:sz w:val="18"/>
+          <w:szCs w:val="18"/>
+        </w:rPr>
+      </w:pPr>
+      <w:r>
+        <w:rPr>
+          <w:sz w:val="18"/>
+          <w:szCs w:val="18"/>
+        </w:rPr>
+        <w:t>Tryk Åbn</w:t>
+      </w:r>
+    </w:p>
+    <w:p>
+      <w:pPr>
+        <w:pStyle w:val="Prformaterettekst"/>
+        <w:bidi w:val="0"/>
+        <w:spacing w:before="0" w:after="0"/>
+        <w:jc w:val="left"/>
+        <w:rPr>
+          <w:sz w:val="18"/>
+          <w:szCs w:val="18"/>
+        </w:rPr>
+      </w:pPr>
+      <w:r>
+        <w:rPr>
+          <w:sz w:val="18"/>
+          <w:szCs w:val="18"/>
+        </w:rPr>
+      </w:r>
+    </w:p>
+    <w:p>
+      <w:pPr>
+        <w:pStyle w:val="Prformaterettekst"/>
+        <w:bidi w:val="0"/>
+        <w:spacing w:before="0" w:after="0"/>
+        <w:jc w:val="left"/>
+        <w:rPr>
+          <w:sz w:val="18"/>
+          <w:szCs w:val="18"/>
+        </w:rPr>
+      </w:pPr>
+      <w:r>
+        <w:rPr>
+          <w:sz w:val="18"/>
+          <w:szCs w:val="18"/>
+        </w:rPr>
+        <w:t xml:space="preserve">Nu vises den </w:t>
+      </w:r>
+      <w:r>
+        <w:rPr>
+          <w:sz w:val="18"/>
+          <w:szCs w:val="18"/>
+        </w:rPr>
+        <w:t>valgte, ny-</w:t>
+      </w:r>
+      <w:r>
+        <w:rPr>
+          <w:sz w:val="18"/>
+          <w:szCs w:val="18"/>
+        </w:rPr>
+        <w:t>genererede punktnodefil på samme måde som under test punkt 3.</w:t>
+      </w:r>
+    </w:p>
+    <w:p>
+      <w:pPr>
+        <w:pStyle w:val="Prformaterettekst"/>
+        <w:bidi w:val="0"/>
+        <w:spacing w:before="0" w:after="0"/>
+        <w:jc w:val="left"/>
+        <w:rPr>
+          <w:sz w:val="18"/>
+          <w:szCs w:val="18"/>
+        </w:rPr>
+      </w:pPr>
+      <w:r>
+        <w:rPr>
+          <w:sz w:val="18"/>
+          <w:szCs w:val="18"/>
+        </w:rPr>
+      </w:r>
+    </w:p>
+    <w:p>
+      <w:pPr>
+        <w:pStyle w:val="Prformaterettekst"/>
+        <w:bidi w:val="0"/>
+        <w:spacing w:before="0" w:after="0"/>
+        <w:jc w:val="left"/>
+        <w:rPr>
+          <w:sz w:val="18"/>
+          <w:szCs w:val="18"/>
+        </w:rPr>
+      </w:pPr>
+      <w:r>
+        <w:rPr>
+          <w:sz w:val="18"/>
+          <w:szCs w:val="18"/>
+        </w:rPr>
+        <w:t xml:space="preserve">I ovennævnte eksempel benyttes </w:t>
+      </w:r>
+      <w:r>
+        <w:rPr>
+          <w:sz w:val="18"/>
+          <w:szCs w:val="18"/>
+        </w:rPr>
+        <w:t xml:space="preserve">den nye </w:t>
+      </w:r>
+      <w:r>
+        <w:rPr>
+          <w:sz w:val="18"/>
+          <w:szCs w:val="18"/>
+        </w:rPr>
+        <w:t>Braille-</w:t>
+      </w:r>
+      <w:r>
+        <w:rPr>
+          <w:sz w:val="18"/>
+          <w:szCs w:val="18"/>
+        </w:rPr>
+        <w:t>apparat</w:t>
+      </w:r>
+      <w:r>
+        <w:rPr>
+          <w:sz w:val="18"/>
+          <w:szCs w:val="18"/>
+        </w:rPr>
+        <w:t xml:space="preserve"> profil ”</w:t>
+      </w:r>
+      <w:r>
+        <w:rPr>
+          <w:sz w:val="18"/>
+          <w:szCs w:val="18"/>
+        </w:rPr>
+        <w:t>H</w:t>
+      </w:r>
+      <w:r>
+        <w:rPr>
+          <w:sz w:val="18"/>
+          <w:szCs w:val="18"/>
+        </w:rPr>
+        <w:t xml:space="preserve">øjhastigheds punktprinter profil”, og dermed som default det nye .pef filformat. Benyttelsen af .pef formatet har </w:t>
+      </w:r>
+      <w:r>
+        <w:rPr>
+          <w:sz w:val="18"/>
+          <w:szCs w:val="18"/>
+        </w:rPr>
+        <w:t xml:space="preserve">for </w:t>
+      </w:r>
+      <w:r>
+        <w:rPr>
+          <w:sz w:val="18"/>
+          <w:szCs w:val="18"/>
+        </w:rPr>
+        <w:t>brugeren blandt andet den fordel at en .pef fil kan indlæses i en ganske almindelig teksteditor som for eksempel Note</w:t>
+      </w:r>
+      <w:r>
+        <w:rPr>
+          <w:sz w:val="18"/>
+          <w:szCs w:val="18"/>
+        </w:rPr>
+        <w:t>p</w:t>
+      </w:r>
+      <w:r>
+        <w:rPr>
+          <w:sz w:val="18"/>
+          <w:szCs w:val="18"/>
+        </w:rPr>
+        <w:t xml:space="preserve">ad. JAWS kan i </w:t>
+      </w:r>
+      <w:r>
+        <w:rPr>
+          <w:sz w:val="18"/>
+          <w:szCs w:val="18"/>
+        </w:rPr>
+        <w:t xml:space="preserve">den UNICODE-baserede </w:t>
+      </w:r>
+      <w:r>
+        <w:rPr>
+          <w:sz w:val="18"/>
+          <w:szCs w:val="18"/>
+        </w:rPr>
+        <w:t xml:space="preserve">.pef fil skelne mellem almindelige tegn (som repræsenterer tal og bogstaver) og rå Braille symboler, </w:t>
+      </w:r>
+      <w:r>
+        <w:rPr>
+          <w:sz w:val="18"/>
+          <w:szCs w:val="18"/>
+        </w:rPr>
+        <w:t>(</w:t>
+      </w:r>
+      <w:r>
+        <w:rPr>
+          <w:sz w:val="18"/>
+          <w:szCs w:val="18"/>
+        </w:rPr>
+        <w:t>som repræsenterer punkter</w:t>
+      </w:r>
+      <w:r>
+        <w:rPr>
+          <w:sz w:val="18"/>
+          <w:szCs w:val="18"/>
+        </w:rPr>
+        <w:t>)</w:t>
+      </w:r>
+      <w:r>
+        <w:rPr>
+          <w:sz w:val="18"/>
+          <w:szCs w:val="18"/>
+        </w:rPr>
+        <w:t xml:space="preserve">. </w:t>
+      </w:r>
+    </w:p>
+    <w:p>
+      <w:pPr>
+        <w:pStyle w:val="Prformaterettekst"/>
+        <w:bidi w:val="0"/>
+        <w:spacing w:before="0" w:after="0"/>
+        <w:jc w:val="left"/>
+        <w:rPr>
+          <w:sz w:val="18"/>
+          <w:szCs w:val="18"/>
+        </w:rPr>
+      </w:pPr>
+      <w:r>
+        <w:rPr>
+          <w:sz w:val="18"/>
+          <w:szCs w:val="18"/>
+        </w:rPr>
+      </w:r>
+    </w:p>
+    <w:p>
+      <w:pPr>
+        <w:pStyle w:val="Prformaterettekst"/>
+        <w:bidi w:val="0"/>
+        <w:spacing w:before="0" w:after="0"/>
+        <w:jc w:val="left"/>
+        <w:rPr>
+          <w:sz w:val="18"/>
+          <w:szCs w:val="18"/>
+        </w:rPr>
+      </w:pPr>
+      <w:r>
+        <w:rPr>
+          <w:sz w:val="18"/>
+          <w:szCs w:val="18"/>
+        </w:rPr>
+        <w:t>Men naturligvis kan ovenstående test af e</w:t>
+      </w:r>
+      <w:r>
+        <w:rPr>
+          <w:sz w:val="18"/>
+          <w:szCs w:val="18"/>
+        </w:rPr>
+        <w:t>ks</w:t>
+      </w:r>
+      <w:r>
+        <w:rPr>
+          <w:sz w:val="18"/>
+          <w:szCs w:val="18"/>
+        </w:rPr>
+        <w:t xml:space="preserve">port og fortolkning af punktnoder også gennemføres for de andre understøttede </w:t>
+      </w:r>
+      <w:r>
+        <w:rPr>
+          <w:sz w:val="18"/>
+          <w:szCs w:val="18"/>
+        </w:rPr>
+        <w:t>Braille-apparat</w:t>
+      </w:r>
+      <w:r>
+        <w:rPr>
+          <w:sz w:val="18"/>
+          <w:szCs w:val="18"/>
+        </w:rPr>
+        <w:t xml:space="preserve"> profiler.</w:t>
+      </w:r>
+    </w:p>
+    <w:p>
+      <w:pPr>
+        <w:pStyle w:val="Prformaterettekst"/>
+        <w:bidi w:val="0"/>
+        <w:spacing w:before="0" w:after="0"/>
+        <w:jc w:val="left"/>
+        <w:rPr>
+          <w:sz w:val="18"/>
+          <w:szCs w:val="18"/>
+        </w:rPr>
+      </w:pPr>
+      <w:r>
+        <w:rPr/>
+      </w:r>
+    </w:p>
+    <w:p>
+      <w:pPr>
+        <w:pStyle w:val="Prformaterettekst"/>
+        <w:bidi w:val="0"/>
+        <w:spacing w:before="0" w:after="0"/>
+        <w:jc w:val="left"/>
+        <w:rPr/>
+      </w:pPr>
+      <w:r>
+        <w:rPr>
+          <w:sz w:val="18"/>
+          <w:szCs w:val="18"/>
+        </w:rPr>
+        <w:t>V</w:t>
+      </w:r>
+      <w:r>
+        <w:rPr>
+          <w:sz w:val="18"/>
+          <w:szCs w:val="18"/>
+        </w:rPr>
+        <w:t xml:space="preserve">ær opmærksom på at version 4.1 IKKE automatisk arver printerprofil indstillinger fra version 4.0. </w:t>
+      </w:r>
+      <w:r>
+        <w:rPr>
+          <w:sz w:val="18"/>
+          <w:szCs w:val="18"/>
+        </w:rPr>
+        <w:t xml:space="preserve">Om nødvendigt kan man selv ændre disse indstillinger under  menupunktet ”indstillinger”. </w:t>
+      </w:r>
+    </w:p>
+    <w:p>
+      <w:pPr>
+        <w:pStyle w:val="Prformaterettekst"/>
+        <w:bidi w:val="0"/>
+        <w:spacing w:before="0" w:after="0"/>
+        <w:jc w:val="left"/>
         <w:rPr/>
       </w:pPr>
       <w:r>
@@ -1706,9 +2523,10 @@
       </w:r>
     </w:p>
     <w:sectPr>
+      <w:footerReference w:type="default" r:id="rId2"/>
       <w:type w:val="nextPage"/>
       <w:pgSz w:w="11906" w:h="16838"/>
-      <w:pgMar w:left="1134" w:right="1134" w:header="0" w:top="1134" w:footer="0" w:bottom="1134" w:gutter="0"/>
+      <w:pgMar w:left="1134" w:right="1134" w:header="0" w:top="1134" w:footer="1134" w:bottom="1969" w:gutter="0"/>
       <w:pgNumType w:fmt="decimal"/>
       <w:formProt w:val="false"/>
       <w:textDirection w:val="lrTb"/>
@@ -1716,6 +2534,37 @@
     </w:sectPr>
   </w:body>
 </w:document>
+</file>
+
+<file path=word/footer1.xml><?xml version="1.0" encoding="utf-8"?>
+<w:ftr xmlns:o="urn:schemas-microsoft-com:office:office" xmlns:r="http://schemas.openxmlformats.org/officeDocument/2006/relationships" xmlns:v="urn:schemas-microsoft-com:vml" xmlns:w="http://schemas.openxmlformats.org/wordprocessingml/2006/main" xmlns:w10="urn:schemas-microsoft-com:office:word" xmlns:wp="http://schemas.openxmlformats.org/drawingml/2006/wordprocessingDrawing" xmlns:wps="http://schemas.microsoft.com/office/word/2010/wordprocessingShape" xmlns:wpg="http://schemas.microsoft.com/office/word/2010/wordprocessingGroup" xmlns:mc="http://schemas.openxmlformats.org/markup-compatibility/2006" xmlns:wp14="http://schemas.microsoft.com/office/word/2010/wordprocessingDrawing" xmlns:w14="http://schemas.microsoft.com/office/word/2010/wordml" mc:Ignorable="w14 wp14">
+  <w:p>
+    <w:pPr>
+      <w:pStyle w:val="Sidefod"/>
+      <w:rPr/>
+    </w:pPr>
+    <w:r>
+      <w:rPr/>
+      <w:fldChar w:fldCharType="begin"/>
+    </w:r>
+    <w:r>
+      <w:rPr/>
+      <w:instrText> FILENAME \p </w:instrText>
+    </w:r>
+    <w:r>
+      <w:rPr/>
+      <w:fldChar w:fldCharType="separate"/>
+    </w:r>
+    <w:r>
+      <w:rPr/>
+      <w:t>C:\Users\Jens\Dropbox\Root\Visual Studio 2015\Projects\MusicXmlReaderUI\Documentation\Test descriptions\Version 4.1\Testvejledning for IBOS Nodelæser Version 4.1.docx</w:t>
+    </w:r>
+    <w:r>
+      <w:rPr/>
+      <w:fldChar w:fldCharType="end"/>
+    </w:r>
+  </w:p>
+</w:ftr>
 </file>
 
 <file path=word/numbering.xml><?xml version="1.0" encoding="utf-8"?>
@@ -1906,11 +2755,133 @@
       </w:pPr>
     </w:lvl>
   </w:abstractNum>
+  <w:abstractNum w:abstractNumId="3">
+    <w:lvl w:ilvl="0">
+      <w:start w:val="1"/>
+      <w:numFmt w:val="decimal"/>
+      <w:lvlText w:val="%1."/>
+      <w:lvlJc w:val="left"/>
+      <w:pPr>
+        <w:tabs>
+          <w:tab w:val="num" w:pos="720"/>
+        </w:tabs>
+        <w:ind w:left="720" w:hanging="360"/>
+      </w:pPr>
+      <w:rPr/>
+    </w:lvl>
+    <w:lvl w:ilvl="1">
+      <w:start w:val="1"/>
+      <w:numFmt w:val="decimal"/>
+      <w:lvlText w:val="%2."/>
+      <w:lvlJc w:val="left"/>
+      <w:pPr>
+        <w:tabs>
+          <w:tab w:val="num" w:pos="1080"/>
+        </w:tabs>
+        <w:ind w:left="1080" w:hanging="360"/>
+      </w:pPr>
+      <w:rPr/>
+    </w:lvl>
+    <w:lvl w:ilvl="2">
+      <w:start w:val="1"/>
+      <w:numFmt w:val="decimal"/>
+      <w:lvlText w:val="%3."/>
+      <w:lvlJc w:val="left"/>
+      <w:pPr>
+        <w:tabs>
+          <w:tab w:val="num" w:pos="1440"/>
+        </w:tabs>
+        <w:ind w:left="1440" w:hanging="360"/>
+      </w:pPr>
+      <w:rPr/>
+    </w:lvl>
+    <w:lvl w:ilvl="3">
+      <w:start w:val="1"/>
+      <w:numFmt w:val="decimal"/>
+      <w:lvlText w:val="%4."/>
+      <w:lvlJc w:val="left"/>
+      <w:pPr>
+        <w:tabs>
+          <w:tab w:val="num" w:pos="1800"/>
+        </w:tabs>
+        <w:ind w:left="1800" w:hanging="360"/>
+      </w:pPr>
+      <w:rPr/>
+    </w:lvl>
+    <w:lvl w:ilvl="4">
+      <w:start w:val="1"/>
+      <w:numFmt w:val="decimal"/>
+      <w:lvlText w:val="%5."/>
+      <w:lvlJc w:val="left"/>
+      <w:pPr>
+        <w:tabs>
+          <w:tab w:val="num" w:pos="2160"/>
+        </w:tabs>
+        <w:ind w:left="2160" w:hanging="360"/>
+      </w:pPr>
+      <w:rPr/>
+    </w:lvl>
+    <w:lvl w:ilvl="5">
+      <w:start w:val="1"/>
+      <w:numFmt w:val="decimal"/>
+      <w:lvlText w:val="%6."/>
+      <w:lvlJc w:val="left"/>
+      <w:pPr>
+        <w:tabs>
+          <w:tab w:val="num" w:pos="2520"/>
+        </w:tabs>
+        <w:ind w:left="2520" w:hanging="360"/>
+      </w:pPr>
+      <w:rPr/>
+    </w:lvl>
+    <w:lvl w:ilvl="6">
+      <w:start w:val="1"/>
+      <w:numFmt w:val="decimal"/>
+      <w:lvlText w:val="%7."/>
+      <w:lvlJc w:val="left"/>
+      <w:pPr>
+        <w:tabs>
+          <w:tab w:val="num" w:pos="2880"/>
+        </w:tabs>
+        <w:ind w:left="2880" w:hanging="360"/>
+      </w:pPr>
+      <w:rPr/>
+    </w:lvl>
+    <w:lvl w:ilvl="7">
+      <w:start w:val="1"/>
+      <w:numFmt w:val="decimal"/>
+      <w:lvlText w:val="%8."/>
+      <w:lvlJc w:val="left"/>
+      <w:pPr>
+        <w:tabs>
+          <w:tab w:val="num" w:pos="3240"/>
+        </w:tabs>
+        <w:ind w:left="3240" w:hanging="360"/>
+      </w:pPr>
+      <w:rPr/>
+    </w:lvl>
+    <w:lvl w:ilvl="8">
+      <w:start w:val="1"/>
+      <w:numFmt w:val="decimal"/>
+      <w:lvlText w:val="%9."/>
+      <w:lvlJc w:val="left"/>
+      <w:pPr>
+        <w:tabs>
+          <w:tab w:val="num" w:pos="3600"/>
+        </w:tabs>
+        <w:ind w:left="3600" w:hanging="360"/>
+      </w:pPr>
+      <w:rPr/>
+    </w:lvl>
+  </w:abstractNum>
   <w:num w:numId="1">
     <w:abstractNumId w:val="1"/>
   </w:num>
   <w:num w:numId="2">
     <w:abstractNumId w:val="2"/>
+  </w:num>
+  <w:num w:numId="3">
+    <w:abstractNumId w:val="3"/>
   </w:num>
 </w:numbering>
 </file>
@@ -1986,6 +2957,11 @@
       <w:sz w:val="32"/>
       <w:szCs w:val="32"/>
     </w:rPr>
+  </w:style>
+  <w:style w:type="character" w:styleId="Nummereringstegn">
+    <w:name w:val="Nummereringstegn"/>
+    <w:qFormat/>
+    <w:rPr/>
   </w:style>
   <w:style w:type="paragraph" w:styleId="Overskrift">
     <w:name w:val="Overskrift"/>
@@ -2082,5 +3058,31 @@
     </w:pPr>
     <w:rPr/>
   </w:style>
+  <w:style w:type="paragraph" w:styleId="Sidehovedogsidefod">
+    <w:name w:val="Sidehoved og sidefod"/>
+    <w:basedOn w:val="Normal"/>
+    <w:qFormat/>
+    <w:pPr>
+      <w:suppressLineNumbers/>
+      <w:tabs>
+        <w:tab w:val="clear" w:pos="709"/>
+        <w:tab w:val="center" w:pos="4819" w:leader="none"/>
+        <w:tab w:val="right" w:pos="9638" w:leader="none"/>
+      </w:tabs>
+    </w:pPr>
+    <w:rPr/>
+  </w:style>
+  <w:style w:type="paragraph" w:styleId="Sidefod">
+    <w:name w:val="Footer"/>
+    <w:basedOn w:val="Sidehovedogsidefod"/>
+    <w:pPr>
+      <w:suppressLineNumbers/>
+      <w:tabs>
+        <w:tab w:val="center" w:pos="4819" w:leader="none"/>
+        <w:tab w:val="right" w:pos="9638" w:leader="none"/>
+      </w:tabs>
+    </w:pPr>
+    <w:rPr/>
+  </w:style>
 </w:styles>
 </file>